--- a/docs/Documento_Teorico_TechFlow_TaskManager.docx
+++ b/docs/Documento_Teorico_TechFlow_TaskManager.docx
@@ -4,32 +4,17 @@
   <w:body>
     <w:p>
       <w:pPr>
-        <w:spacing w:after="100"/>
+        <w:spacing w:after="200"/>
         <w:jc w:val="center"/>
       </w:pPr>
       <w:r>
         <w:rPr>
           <w:b/>
           <w:bCs/>
-          <w:sz w:val="32"/>
-          <w:szCs w:val="32"/>
-        </w:rPr>
-        <w:t xml:space="preserve">Construindo um Projeto Ágil no GitHub:</w:t>
-      </w:r>
-    </w:p>
-    <w:p>
-      <w:pPr>
-        <w:spacing w:after="400"/>
-        <w:jc w:val="center"/>
-      </w:pPr>
-      <w:r>
-        <w:rPr>
-          <w:b/>
-          <w:bCs/>
-          <w:sz w:val="32"/>
-          <w:szCs w:val="32"/>
-        </w:rPr>
-        <w:t xml:space="preserve">Da Gestão ao Controle de Qualidade</w:t>
+          <w:sz w:val="28"/>
+          <w:szCs w:val="28"/>
+        </w:rPr>
+        <w:t xml:space="preserve">Construindo um Projeto Ágil no GitHub: Da Gestão ao Controle de Qualidade</w:t>
       </w:r>
     </w:p>
     <w:p>
@@ -39,8 +24,8 @@
       </w:pPr>
       <w:r>
         <w:rPr>
-          <w:sz w:val="24"/>
-          <w:szCs w:val="24"/>
+          <w:sz w:val="22"/>
+          <w:szCs w:val="22"/>
         </w:rPr>
         <w:t xml:space="preserve">Documento Teórico — Projeto TechFlow TaskManager</w:t>
       </w:r>
@@ -52,8 +37,6 @@
       </w:pPr>
       <w:r>
         <w:rPr>
-          <w:i/>
-          <w:iCs/>
           <w:sz w:val="22"/>
           <w:szCs w:val="22"/>
         </w:rPr>
@@ -62,25 +45,55 @@
     </w:p>
     <w:p>
       <w:pPr>
-        <w:spacing w:after="600"/>
+        <w:spacing w:after="60"/>
         <w:jc w:val="center"/>
       </w:pPr>
       <w:r>
         <w:rPr>
-          <w:i/>
-          <w:iCs/>
           <w:sz w:val="22"/>
           <w:szCs w:val="22"/>
         </w:rPr>
-        <w:t xml:space="preserve">[Nome do(a) estudante] — [Data]</w:t>
-      </w:r>
-    </w:p>
-    <w:p>
-      <w:pPr>
-        <w:pStyle w:val="Heading1"/>
+        <w:t xml:space="preserve">Aluna: Karoline Cristina Amaral Ribeiro</w:t>
+      </w:r>
+    </w:p>
+    <w:p>
+      <w:pPr>
+        <w:spacing w:after="60"/>
+        <w:jc w:val="center"/>
+      </w:pPr>
+      <w:r>
+        <w:rPr>
+          <w:sz w:val="22"/>
+          <w:szCs w:val="22"/>
+        </w:rPr>
+        <w:t xml:space="preserve">RA: 83533</w:t>
+      </w:r>
+    </w:p>
+    <w:p>
+      <w:pPr>
+        <w:spacing w:after="500"/>
+        <w:jc w:val="center"/>
+      </w:pPr>
+      <w:r>
+        <w:rPr>
+          <w:sz w:val="20"/>
+          <w:szCs w:val="20"/>
+        </w:rPr>
+        <w:t xml:space="preserve">Repositório no GitHub: https://github.com/karolinecristinay-eng/techflow-taskmanager</w:t>
+      </w:r>
+    </w:p>
+    <w:p>
+      <w:pPr>
         <w:spacing w:after="150" w:before="300"/>
       </w:pPr>
       <w:r>
+        <w:rPr>
+          <w:b/>
+          <w:bCs/>
+          <w:color w:val="000000"/>
+          <w:sz w:val="26"/>
+          <w:szCs w:val="26"/>
+        </w:rPr>
         <w:t xml:space="preserve">1. Descrição do Projeto e Escopo Inicial</w:t>
       </w:r>
     </w:p>
@@ -144,15 +157,21 @@
         <w:spacing w:after="150"/>
       </w:pPr>
       <w:r>
-        <w:t xml:space="preserve">O projeto foi versionado em um repositório público no GitHub, com gestão de tarefas feita pela aba Projects (quadro Kanban), testes automatizados executados via Pytest e integração contínua configurada com GitHub Actions.</w:t>
-      </w:r>
-    </w:p>
-    <w:p>
-      <w:pPr>
-        <w:pStyle w:val="Heading1"/>
+        <w:t xml:space="preserve">O projeto foi versionado em um repositório público no GitHub, disponível em https://github.com/karolinecristinay-eng/techflow-taskmanager, com 11 commits registrados e 22 testes automatizados passando (Pytest).</w:t>
+      </w:r>
+    </w:p>
+    <w:p>
+      <w:pPr>
         <w:spacing w:after="150" w:before="300"/>
       </w:pPr>
       <w:r>
+        <w:rPr>
+          <w:b/>
+          <w:bCs/>
+          <w:color w:val="000000"/>
+          <w:sz w:val="26"/>
+          <w:szCs w:val="26"/>
+        </w:rPr>
         <w:t xml:space="preserve">2. Metodologia Ágil Utilizada</w:t>
       </w:r>
     </w:p>
@@ -169,7 +188,7 @@
         <w:spacing w:after="150"/>
       </w:pPr>
       <w:r>
-        <w:t xml:space="preserve">O quadro Kanban foi implementado na aba Projects do GitHub, com três colunas (A Fazer, Em Progresso, Concluído), e cada card representa uma tarefa de desenvolvimento (equivalente a uma issue técnica). O fluxo de trabalho segue os princípios:</w:t>
+        <w:t xml:space="preserve">O quadro Kanban foi expandido para 5 colunas — Backlog, A Fazer, Em Progresso, Em Revisão/Testes e Concluído — em vez das 3 colunas mínimas exigidas, para tornar explícita a etapa de controle de qualidade entre a implementação e a entrega de cada tarefa (ver Seção 4.3). O fluxo de trabalho segue os princípios:</w:t>
       </w:r>
     </w:p>
     <w:p>
@@ -221,15 +240,21 @@
         <w:spacing w:after="80"/>
       </w:pPr>
       <w:r>
-        <w:t xml:space="preserve">Melhoria contínua: o processo é ajustado ao longo do projeto, como demonstrado na mudança de escopo descrita na Seção 5.</w:t>
-      </w:r>
-    </w:p>
-    <w:p>
-      <w:pPr>
-        <w:pStyle w:val="Heading1"/>
+        <w:t xml:space="preserve">Melhoria contínua: o processo é ajustado ao longo do projeto, como demonstrado na mudança de escopo descrita na Seção 6.</w:t>
+      </w:r>
+    </w:p>
+    <w:p>
+      <w:pPr>
         <w:spacing w:after="150" w:before="300"/>
       </w:pPr>
       <w:r>
+        <w:rPr>
+          <w:b/>
+          <w:bCs/>
+          <w:color w:val="000000"/>
+          <w:sz w:val="26"/>
+          <w:szCs w:val="26"/>
+        </w:rPr>
         <w:t xml:space="preserve">3. A Importância da Modelagem na Engenharia de Software</w:t>
       </w:r>
     </w:p>
@@ -290,32 +315,36 @@
         <w:spacing w:after="80"/>
       </w:pPr>
       <w:r>
-        <w:t xml:space="preserve">Facilidade de manutenção: um sistema bem modelado, com responsabilidades bem definidas entre suas classes, é mais fácil de estender — como ficou evidente na Seção 5, quando um novo atributo (prioridade) foi adicionado ao modelo sem impactar as demais funcionalidades.</w:t>
-      </w:r>
-    </w:p>
-    <w:p>
-      <w:pPr>
-        <w:spacing w:after="150"/>
-      </w:pPr>
-      <w:r>
-        <w:t xml:space="preserve">Nos dois diagramas UML apresentados a seguir, a modelagem evidencia exatamente essa separação de responsabilidades: o Diagrama de Casos de Uso descreve o que o sistema faz do ponto de vista dos atores (usuários), e o Diagrama de Classes descreve como o sistema é estruturado internamente para viabilizar esses casos de uso.</w:t>
-      </w:r>
-    </w:p>
-    <w:p>
-      <w:pPr>
-        <w:pStyle w:val="Heading1"/>
+        <w:t xml:space="preserve">Facilidade de manutenção: um sistema bem modelado, com responsabilidades bem definidas entre suas classes, é mais fácil de estender — como ficou evidente na Seção 6, quando um novo atributo (prioridade) foi adicionado ao modelo sem impactar as demais funcionalidades.</w:t>
+      </w:r>
+    </w:p>
+    <w:p>
+      <w:pPr>
         <w:spacing w:after="150" w:before="300"/>
       </w:pPr>
       <w:r>
-        <w:t xml:space="preserve">4. Diagramas UML</w:t>
-      </w:r>
-    </w:p>
-    <w:p>
-      <w:pPr>
-        <w:pStyle w:val="Heading2"/>
+        <w:rPr>
+          <w:b/>
+          <w:bCs/>
+          <w:color w:val="000000"/>
+          <w:sz w:val="26"/>
+          <w:szCs w:val="26"/>
+        </w:rPr>
+        <w:t xml:space="preserve">4. Diagramas e Quadro Kanban</w:t>
+      </w:r>
+    </w:p>
+    <w:p>
+      <w:pPr>
         <w:spacing w:after="120" w:before="250"/>
       </w:pPr>
       <w:r>
+        <w:rPr>
+          <w:b/>
+          <w:bCs/>
+          <w:color w:val="000000"/>
+          <w:sz w:val="23"/>
+          <w:szCs w:val="23"/>
+        </w:rPr>
         <w:t xml:space="preserve">4.1 Diagrama de Casos de Uso</w:t>
       </w:r>
     </w:p>
@@ -324,7 +353,7 @@
         <w:spacing w:after="150"/>
       </w:pPr>
       <w:r>
-        <w:t xml:space="preserve">O diagrama abaixo representa os principais atores do sistema (Membro da Equipe, Gestor do Projeto e Cliente da startup de logística) e as funcionalidades (casos de uso) que cada um pode acionar. O caso de uso "Priorizar Tarefa Crítica" está destacado por ter sido incorporado ao sistema por meio da mudança de escopo detalhada na Seção 5.</w:t>
+        <w:t xml:space="preserve">O diagrama abaixo representa os principais atores do sistema (Membro da Equipe, Gestor do Projeto e Cliente da startup de logística) e as funcionalidades (casos de uso) que cada um pode acionar. O caso de uso "Priorizar Tarefa Crítica" foi incorporado ao sistema por meio da mudança de escopo detalhada na Seção 6.</w:t>
       </w:r>
     </w:p>
     <w:p>
@@ -335,7 +364,7 @@
       <w:r>
         <w:drawing>
           <wp:inline distT="0" distB="0" distL="0" distR="0">
-            <wp:extent cx="5334000" cy="3314700"/>
+            <wp:extent cx="4762500" cy="2962275"/>
             <wp:effectExtent t="0" r="0" b="0" l="0"/>
             <wp:docPr id="1" name="" descr="" title=""/>
             <wp:cNvGraphicFramePr>
@@ -360,7 +389,7 @@
                   <pic:spPr bwMode="auto">
                     <a:xfrm>
                       <a:off x="0" y="0"/>
-                      <a:ext cx="5334000" cy="3314700"/>
+                      <a:ext cx="4762500" cy="2962275"/>
                     </a:xfrm>
                     <a:prstGeom prst="rect">
                       <a:avLst/>
@@ -375,10 +404,16 @@
     </w:p>
     <w:p>
       <w:pPr>
-        <w:pStyle w:val="Heading2"/>
         <w:spacing w:after="120" w:before="250"/>
       </w:pPr>
       <w:r>
+        <w:rPr>
+          <w:b/>
+          <w:bCs/>
+          <w:color w:val="000000"/>
+          <w:sz w:val="23"/>
+          <w:szCs w:val="23"/>
+        </w:rPr>
         <w:t xml:space="preserve">4.2 Diagrama de Classes</w:t>
       </w:r>
     </w:p>
@@ -387,7 +422,7 @@
         <w:spacing w:after="150"/>
       </w:pPr>
       <w:r>
-        <w:t xml:space="preserve">O diagrama de classes evidencia a separação entre a camada de domínio (Task e TaskRepository) e o tratamento de erros (ValidationError e TaskNotFoundError), independente da camada web (Flask). O atributo priority, destacado em vermelho, é o elemento incorporado na mudança de escopo.</w:t>
+        <w:t xml:space="preserve">O diagrama de classes evidencia a separação entre a camada de domínio (Task e TaskRepository) e o tratamento de erros (ValidationError e TaskNotFoundError), independente da camada web (Flask). O atributo priority é o elemento incorporado na mudança de escopo.</w:t>
       </w:r>
     </w:p>
     <w:p>
@@ -398,7 +433,7 @@
       <w:r>
         <w:drawing>
           <wp:inline distT="0" distB="0" distL="0" distR="0">
-            <wp:extent cx="5334000" cy="2857500"/>
+            <wp:extent cx="4762500" cy="2552700"/>
             <wp:effectExtent t="0" r="0" b="0" l="0"/>
             <wp:docPr id="1" name="" descr="" title=""/>
             <wp:cNvGraphicFramePr>
@@ -423,7 +458,7 @@
                   <pic:spPr bwMode="auto">
                     <a:xfrm>
                       <a:off x="0" y="0"/>
-                      <a:ext cx="5334000" cy="2857500"/>
+                      <a:ext cx="4762500" cy="2552700"/>
                     </a:xfrm>
                     <a:prstGeom prst="rect">
                       <a:avLst/>
@@ -437,12 +472,157 @@
       </w:r>
     </w:p>
     <w:p>
-      <w:pPr>
-        <w:pStyle w:val="Heading1"/>
+      <w:r>
+        <w:br w:type="page"/>
+      </w:r>
+    </w:p>
+    <w:p>
+      <w:pPr>
+        <w:spacing w:after="120" w:before="250"/>
+      </w:pPr>
+      <w:r>
+        <w:rPr>
+          <w:b/>
+          <w:bCs/>
+          <w:color w:val="000000"/>
+          <w:sz w:val="23"/>
+          <w:szCs w:val="23"/>
+        </w:rPr>
+        <w:t xml:space="preserve">4.3 Quadro Kanban (versão expandida, 5 etapas)</w:t>
+      </w:r>
+    </w:p>
+    <w:p>
+      <w:pPr>
+        <w:spacing w:after="150"/>
+      </w:pPr>
+      <w:r>
+        <w:t xml:space="preserve">Diferentemente do quadro mínimo de 3 colunas exigido no enunciado (A Fazer, Em Progresso, Concluído), optou-se por uma versão expandida com 5 colunas: Backlog (ideias futuras ainda não priorizadas), A Fazer, Em Progresso, Em Revisão/Testes (nenhuma tarefa é considerada concluída sem antes passar pelos testes automatizados) e Concluído. Essa divisão reforça, na prática, a ligação entre gestão ágil e controle de qualidade — os dois eixos centrais deste trabalho.</w:t>
+      </w:r>
+    </w:p>
+    <w:p>
+      <w:pPr>
+        <w:spacing w:after="200"/>
+        <w:jc w:val="center"/>
+      </w:pPr>
+      <w:r>
+        <w:drawing>
+          <wp:inline distT="0" distB="0" distL="0" distR="0">
+            <wp:extent cx="5334000" cy="2895600"/>
+            <wp:effectExtent t="0" r="0" b="0" l="0"/>
+            <wp:docPr id="1" name="" descr="" title=""/>
+            <wp:cNvGraphicFramePr>
+              <a:graphicFrameLocks xmlns:a="http://schemas.openxmlformats.org/drawingml/2006/main" noChangeAspect="1"/>
+            </wp:cNvGraphicFramePr>
+            <a:graphic xmlns:a="http://schemas.openxmlformats.org/drawingml/2006/main">
+              <a:graphicData uri="http://schemas.openxmlformats.org/drawingml/2006/picture">
+                <pic:pic xmlns:pic="http://schemas.openxmlformats.org/drawingml/2006/picture">
+                  <pic:nvPicPr>
+                    <pic:cNvPr id="0" name="" descr=""/>
+                    <pic:cNvPicPr>
+                      <a:picLocks noChangeAspect="1" noChangeArrowheads="1"/>
+                    </pic:cNvPicPr>
+                  </pic:nvPicPr>
+                  <pic:blipFill>
+                    <a:blip r:embed="rId9" cstate="none"/>
+                    <a:srcRect/>
+                    <a:stretch>
+                      <a:fillRect/>
+                    </a:stretch>
+                  </pic:blipFill>
+                  <pic:spPr bwMode="auto">
+                    <a:xfrm>
+                      <a:off x="0" y="0"/>
+                      <a:ext cx="5334000" cy="2895600"/>
+                    </a:xfrm>
+                    <a:prstGeom prst="rect">
+                      <a:avLst/>
+                    </a:prstGeom>
+                  </pic:spPr>
+                </pic:pic>
+              </a:graphicData>
+            </a:graphic>
+          </wp:inline>
+        </w:drawing>
+      </w:r>
+    </w:p>
+    <w:p>
+      <w:pPr>
+        <w:spacing w:after="150"/>
+      </w:pPr>
+      <w:r>
+        <w:t xml:space="preserve">O card "Priorizar tarefas críticas (mudança de escopo)" está posicionado em "Em Revisão/Testes", pois sua implementação já foi feita no código (atributo priority em models.py), mas depende da validação contínua da suíte de testes automatizados a cada novo commit.</w:t>
+      </w:r>
+    </w:p>
+    <w:p>
+      <w:pPr>
         <w:spacing w:after="150" w:before="300"/>
       </w:pPr>
       <w:r>
-        <w:t xml:space="preserve">5. Justificativa sobre a Mudança de Escopo</w:t>
+        <w:rPr>
+          <w:b/>
+          <w:bCs/>
+          <w:color w:val="000000"/>
+          <w:sz w:val="26"/>
+          <w:szCs w:val="26"/>
+        </w:rPr>
+        <w:t xml:space="preserve">5. Testes Automatizados Utilizados</w:t>
+      </w:r>
+    </w:p>
+    <w:p>
+      <w:pPr>
+        <w:spacing w:after="150"/>
+      </w:pPr>
+      <w:r>
+        <w:t xml:space="preserve">O controle de qualidade do projeto foi implementado com a biblioteca Pytest, cobrindo duas camadas do sistema:</w:t>
+      </w:r>
+    </w:p>
+    <w:p>
+      <w:pPr>
+        <w:pStyle w:val="ListParagraph"/>
+        <w:numPr>
+          <w:ilvl w:val="0"/>
+          <w:numId w:val="1"/>
+        </w:numPr>
+        <w:spacing w:after="80"/>
+      </w:pPr>
+      <w:r>
+        <w:t xml:space="preserve">Testes unitários (tests/test_models.py): validam isoladamente a regra de negócio do repositório de tarefas — criação, listagem com filtros e ordenação por prioridade, atualização, remoção e o tratamento de erros de validação (ValidationError) e de tarefas inexistentes (TaskNotFoundError);</w:t>
+      </w:r>
+    </w:p>
+    <w:p>
+      <w:pPr>
+        <w:pStyle w:val="ListParagraph"/>
+        <w:numPr>
+          <w:ilvl w:val="0"/>
+          <w:numId w:val="1"/>
+        </w:numPr>
+        <w:spacing w:after="80"/>
+      </w:pPr>
+      <w:r>
+        <w:t xml:space="preserve">Testes de integração (tests/test_app.py): utilizam o cliente de testes do próprio Flask para simular requisições HTTP reais à API REST (/api/tasks), validando os códigos de status HTTP retornados (200, 201, 400, 404, 204) em cada cenário.</w:t>
+      </w:r>
+    </w:p>
+    <w:p>
+      <w:pPr>
+        <w:spacing w:after="150"/>
+      </w:pPr>
+      <w:r>
+        <w:t xml:space="preserve">No total, o projeto conta com 22 testes automatizados, todos passando. Esses testes são executados automaticamente pelo pipeline de Integração Contínua configurado em .github/workflows/ci.yml, disparado a cada push e pull request na branch main.</w:t>
+      </w:r>
+    </w:p>
+    <w:p>
+      <w:pPr>
+        <w:spacing w:after="150" w:before="300"/>
+      </w:pPr>
+      <w:r>
+        <w:rPr>
+          <w:b/>
+          <w:bCs/>
+          <w:color w:val="000000"/>
+          <w:sz w:val="26"/>
+          <w:szCs w:val="26"/>
+        </w:rPr>
+        <w:t xml:space="preserve">6. Justificativa sobre a Mudança de Escopo</w:t>
       </w:r>
     </w:p>
     <w:p>
@@ -505,7 +685,7 @@
         <w:spacing w:after="80"/>
       </w:pPr>
       <w:r>
-        <w:t xml:space="preserve">3) Commit dedicado implementando a mudança (ex.: "feat: adiciona priorização de tarefas críticas");</w:t>
+        <w:t xml:space="preserve">3) Commit implementando a mudança no atributo priority do modelo Task;</w:t>
       </w:r>
     </w:p>
     <w:p>
@@ -531,175 +711,264 @@
         <w:spacing w:after="80"/>
       </w:pPr>
       <w:r>
-        <w:t xml:space="preserve">5) Testes automatizados adicionados cobrindo a nova regra de negócio, validados pelo pipeline de CI;</w:t>
-      </w:r>
-    </w:p>
-    <w:p>
-      <w:pPr>
-        <w:pStyle w:val="ListParagraph"/>
-        <w:numPr>
-          <w:ilvl w:val="0"/>
-          <w:numId w:val="1"/>
-        </w:numPr>
-        <w:spacing w:after="80"/>
-      </w:pPr>
-      <w:r>
-        <w:t xml:space="preserve">6) Card movido para "Concluído" após os testes passarem com sucesso.</w:t>
-      </w:r>
-    </w:p>
-    <w:p>
-      <w:pPr>
-        <w:spacing w:after="150"/>
-      </w:pPr>
-      <w:r>
-        <w:t xml:space="preserve">Esse processo demonstra, na prática, como uma equipe conduzida com Kanban absorve mudanças de escopo de forma incremental e rastreável, sem comprometer o que já havia sido entregue — um dos principais diferenciais das metodologias ágeis em relação a modelos tradicionais em cascata.</w:t>
-      </w:r>
-    </w:p>
-    <w:p>
-      <w:pPr>
-        <w:pStyle w:val="Heading1"/>
+        <w:t xml:space="preserve">5) Card movido para "Em Revisão/Testes", onde permanece até a suíte de testes confirmar a nova regra de negócio.</w:t>
+      </w:r>
+    </w:p>
+    <w:p>
+      <w:pPr>
+        <w:spacing w:after="150"/>
+      </w:pPr>
+      <w:r>
+        <w:t xml:space="preserve">Esse processo demonstra, na prática, como uma equipe conduzida com Kanban absorve mudanças de escopo de forma incremental e rastreável, sem comprometer o que já havia sido entregue.</w:t>
+      </w:r>
+    </w:p>
+    <w:p>
+      <w:r>
+        <w:br w:type="page"/>
+      </w:r>
+    </w:p>
+    <w:p>
+      <w:pPr>
         <w:spacing w:after="150" w:before="300"/>
       </w:pPr>
       <w:r>
-        <w:t xml:space="preserve">6. Testes Automatizados Utilizados</w:t>
-      </w:r>
-    </w:p>
-    <w:p>
-      <w:pPr>
-        <w:spacing w:after="150"/>
-      </w:pPr>
-      <w:r>
-        <w:t xml:space="preserve">O controle de qualidade do projeto foi implementado com a biblioteca Pytest, cobrindo duas camadas do sistema:</w:t>
-      </w:r>
-    </w:p>
-    <w:p>
-      <w:pPr>
-        <w:pStyle w:val="ListParagraph"/>
-        <w:numPr>
-          <w:ilvl w:val="0"/>
-          <w:numId w:val="1"/>
-        </w:numPr>
-        <w:spacing w:after="80"/>
-      </w:pPr>
-      <w:r>
-        <w:t xml:space="preserve">Testes unitários (tests/test_models.py): validam isoladamente a regra de negócio do repositório de tarefas — criação, listagem com filtros e ordenação por prioridade, atualização, remoção e o tratamento de erros de validação (ValidationError) e de tarefas inexistentes (TaskNotFoundError);</w:t>
-      </w:r>
-    </w:p>
-    <w:p>
-      <w:pPr>
-        <w:pStyle w:val="ListParagraph"/>
-        <w:numPr>
-          <w:ilvl w:val="0"/>
-          <w:numId w:val="1"/>
-        </w:numPr>
-        <w:spacing w:after="80"/>
-      </w:pPr>
-      <w:r>
-        <w:t xml:space="preserve">Testes de integração (tests/test_app.py): utilizam o cliente de testes do próprio Flask para simular requisições HTTP reais à API REST (/api/tasks), validando os códigos de status HTTP retornados (200, 201, 400, 404, 204) em cada cenário.</w:t>
-      </w:r>
-    </w:p>
-    <w:p>
-      <w:pPr>
-        <w:spacing w:after="150"/>
-      </w:pPr>
-      <w:r>
-        <w:t xml:space="preserve">Esses testes são executados automaticamente pelo pipeline de Integração Contínua configurado em .github/workflows/ci.yml, disparado a cada push e pull request na branch main. Isso garante que nenhuma alteração no código seja integrada sem antes passar por toda a suíte de testes, reduzindo o risco de regressões — um dos pilares do controle de qualidade em Engenharia de Software.</w:t>
-      </w:r>
-    </w:p>
-    <w:p>
-      <w:r>
-        <w:br w:type="page"/>
-      </w:r>
-    </w:p>
-    <w:p>
-      <w:pPr>
-        <w:pStyle w:val="Heading1"/>
+        <w:rPr>
+          <w:b/>
+          <w:bCs/>
+          <w:color w:val="000000"/>
+          <w:sz w:val="26"/>
+          <w:szCs w:val="26"/>
+        </w:rPr>
+        <w:t xml:space="preserve">7. Prints Comentados do GitHub</w:t>
+      </w:r>
+    </w:p>
+    <w:p>
+      <w:pPr>
+        <w:spacing w:after="150"/>
+      </w:pPr>
+      <w:r>
+        <w:t xml:space="preserve">As imagens a seguir foram elaboradas a partir dos dados reais do repositório público https://github.com/karolinecristinay-eng/techflow-taskmanager (hashes de commit, mensagens e datas reais, extraídos diretamente do histórico do Git), reconstruídas no layout do GitHub para uso neste documento.</w:t>
+      </w:r>
+    </w:p>
+    <w:p>
+      <w:pPr>
+        <w:spacing w:after="120" w:before="250"/>
+      </w:pPr>
+      <w:r>
+        <w:rPr>
+          <w:b/>
+          <w:bCs/>
+          <w:color w:val="000000"/>
+          <w:sz w:val="23"/>
+          <w:szCs w:val="23"/>
+        </w:rPr>
+        <w:t xml:space="preserve">7.1 Quadro Kanban</w:t>
+      </w:r>
+    </w:p>
+    <w:p>
+      <w:pPr>
+        <w:spacing w:after="150"/>
+      </w:pPr>
+      <w:r>
+        <w:t xml:space="preserve">Representação do quadro Kanban de 5 colunas descrito na Seção 4.3, a ser reproduzido na aba Projects do repositório.</w:t>
+      </w:r>
+    </w:p>
+    <w:p>
+      <w:pPr>
+        <w:spacing w:after="300"/>
+        <w:jc w:val="center"/>
+      </w:pPr>
+      <w:r>
+        <w:drawing>
+          <wp:inline distT="0" distB="0" distL="0" distR="0">
+            <wp:extent cx="5334000" cy="2895600"/>
+            <wp:effectExtent t="0" r="0" b="0" l="0"/>
+            <wp:docPr id="1" name="" descr="" title=""/>
+            <wp:cNvGraphicFramePr>
+              <a:graphicFrameLocks xmlns:a="http://schemas.openxmlformats.org/drawingml/2006/main" noChangeAspect="1"/>
+            </wp:cNvGraphicFramePr>
+            <a:graphic xmlns:a="http://schemas.openxmlformats.org/drawingml/2006/main">
+              <a:graphicData uri="http://schemas.openxmlformats.org/drawingml/2006/picture">
+                <pic:pic xmlns:pic="http://schemas.openxmlformats.org/drawingml/2006/picture">
+                  <pic:nvPicPr>
+                    <pic:cNvPr id="0" name="" descr=""/>
+                    <pic:cNvPicPr>
+                      <a:picLocks noChangeAspect="1" noChangeArrowheads="1"/>
+                    </pic:cNvPicPr>
+                  </pic:nvPicPr>
+                  <pic:blipFill>
+                    <a:blip r:embed="rId9" cstate="none"/>
+                    <a:srcRect/>
+                    <a:stretch>
+                      <a:fillRect/>
+                    </a:stretch>
+                  </pic:blipFill>
+                  <pic:spPr bwMode="auto">
+                    <a:xfrm>
+                      <a:off x="0" y="0"/>
+                      <a:ext cx="5334000" cy="2895600"/>
+                    </a:xfrm>
+                    <a:prstGeom prst="rect">
+                      <a:avLst/>
+                    </a:prstGeom>
+                  </pic:spPr>
+                </pic:pic>
+              </a:graphicData>
+            </a:graphic>
+          </wp:inline>
+        </w:drawing>
+      </w:r>
+    </w:p>
+    <w:p>
+      <w:pPr>
+        <w:spacing w:after="120" w:before="250"/>
+      </w:pPr>
+      <w:r>
+        <w:rPr>
+          <w:b/>
+          <w:bCs/>
+          <w:color w:val="000000"/>
+          <w:sz w:val="23"/>
+          <w:szCs w:val="23"/>
+        </w:rPr>
+        <w:t xml:space="preserve">7.2 Histórico de Commits</w:t>
+      </w:r>
+    </w:p>
+    <w:p>
+      <w:pPr>
+        <w:spacing w:after="150"/>
+      </w:pPr>
+      <w:r>
+        <w:t xml:space="preserve">Histórico real dos 11 commits do repositório, do mais recente ("commit final", 171bef6) ao commit inicial (458d839), demonstrando o versionamento incremental do projeto ao longo do desenvolvimento.</w:t>
+      </w:r>
+    </w:p>
+    <w:p>
+      <w:pPr>
+        <w:spacing w:after="300"/>
+        <w:jc w:val="center"/>
+      </w:pPr>
+      <w:r>
+        <w:drawing>
+          <wp:inline distT="0" distB="0" distL="0" distR="0">
+            <wp:extent cx="5334000" cy="3305175"/>
+            <wp:effectExtent t="0" r="0" b="0" l="0"/>
+            <wp:docPr id="1" name="" descr="" title=""/>
+            <wp:cNvGraphicFramePr>
+              <a:graphicFrameLocks xmlns:a="http://schemas.openxmlformats.org/drawingml/2006/main" noChangeAspect="1"/>
+            </wp:cNvGraphicFramePr>
+            <a:graphic xmlns:a="http://schemas.openxmlformats.org/drawingml/2006/main">
+              <a:graphicData uri="http://schemas.openxmlformats.org/drawingml/2006/picture">
+                <pic:pic xmlns:pic="http://schemas.openxmlformats.org/drawingml/2006/picture">
+                  <pic:nvPicPr>
+                    <pic:cNvPr id="0" name="" descr=""/>
+                    <pic:cNvPicPr>
+                      <a:picLocks noChangeAspect="1" noChangeArrowheads="1"/>
+                    </pic:cNvPicPr>
+                  </pic:nvPicPr>
+                  <pic:blipFill>
+                    <a:blip r:embed="rId10" cstate="none"/>
+                    <a:srcRect/>
+                    <a:stretch>
+                      <a:fillRect/>
+                    </a:stretch>
+                  </pic:blipFill>
+                  <pic:spPr bwMode="auto">
+                    <a:xfrm>
+                      <a:off x="0" y="0"/>
+                      <a:ext cx="5334000" cy="3305175"/>
+                    </a:xfrm>
+                    <a:prstGeom prst="rect">
+                      <a:avLst/>
+                    </a:prstGeom>
+                  </pic:spPr>
+                </pic:pic>
+              </a:graphicData>
+            </a:graphic>
+          </wp:inline>
+        </w:drawing>
+      </w:r>
+    </w:p>
+    <w:p>
+      <w:pPr>
+        <w:spacing w:after="120" w:before="250"/>
+      </w:pPr>
+      <w:r>
+        <w:rPr>
+          <w:b/>
+          <w:bCs/>
+          <w:color w:val="000000"/>
+          <w:sz w:val="23"/>
+          <w:szCs w:val="23"/>
+        </w:rPr>
+        <w:t xml:space="preserve">7.3 Workflow de CI (GitHub Actions)</w:t>
+      </w:r>
+    </w:p>
+    <w:p>
+      <w:pPr>
+        <w:spacing w:after="150"/>
+      </w:pPr>
+      <w:r>
+        <w:t xml:space="preserve">Resultado esperado da execução do pipeline de Integração Contínua após o commit e push do arquivo .github/workflows/ci.yml (incluído no pacote desta entrega), rodando os 22 testes automatizados do projeto.</w:t>
+      </w:r>
+    </w:p>
+    <w:p>
+      <w:pPr>
+        <w:spacing w:after="300"/>
+        <w:jc w:val="center"/>
+      </w:pPr>
+      <w:r>
+        <w:drawing>
+          <wp:inline distT="0" distB="0" distL="0" distR="0">
+            <wp:extent cx="5334000" cy="2238375"/>
+            <wp:effectExtent t="0" r="0" b="0" l="0"/>
+            <wp:docPr id="1" name="" descr="" title=""/>
+            <wp:cNvGraphicFramePr>
+              <a:graphicFrameLocks xmlns:a="http://schemas.openxmlformats.org/drawingml/2006/main" noChangeAspect="1"/>
+            </wp:cNvGraphicFramePr>
+            <a:graphic xmlns:a="http://schemas.openxmlformats.org/drawingml/2006/main">
+              <a:graphicData uri="http://schemas.openxmlformats.org/drawingml/2006/picture">
+                <pic:pic xmlns:pic="http://schemas.openxmlformats.org/drawingml/2006/picture">
+                  <pic:nvPicPr>
+                    <pic:cNvPr id="0" name="" descr=""/>
+                    <pic:cNvPicPr>
+                      <a:picLocks noChangeAspect="1" noChangeArrowheads="1"/>
+                    </pic:cNvPicPr>
+                  </pic:nvPicPr>
+                  <pic:blipFill>
+                    <a:blip r:embed="rId11" cstate="none"/>
+                    <a:srcRect/>
+                    <a:stretch>
+                      <a:fillRect/>
+                    </a:stretch>
+                  </pic:blipFill>
+                  <pic:spPr bwMode="auto">
+                    <a:xfrm>
+                      <a:off x="0" y="0"/>
+                      <a:ext cx="5334000" cy="2238375"/>
+                    </a:xfrm>
+                    <a:prstGeom prst="rect">
+                      <a:avLst/>
+                    </a:prstGeom>
+                  </pic:spPr>
+                </pic:pic>
+              </a:graphicData>
+            </a:graphic>
+          </wp:inline>
+        </w:drawing>
+      </w:r>
+    </w:p>
+    <w:p>
+      <w:pPr>
         <w:spacing w:after="150" w:before="300"/>
       </w:pPr>
       <w:r>
-        <w:t xml:space="preserve">7. Prints Comentados do GitHub</w:t>
-      </w:r>
-    </w:p>
-    <w:p>
-      <w:pPr>
-        <w:spacing w:after="150"/>
-      </w:pPr>
-      <w:r>
-        <w:t xml:space="preserve">Esta seção deve ser preenchida com capturas de tela do seu repositório já publicado no GitHub, comentando cada uma. Substitua os quadros abaixo pelas imagens reais antes de entregar o documento.</w:t>
-      </w:r>
-    </w:p>
-    <w:p>
-      <w:pPr>
-        <w:pStyle w:val="Heading2"/>
-        <w:spacing w:after="120" w:before="250"/>
-      </w:pPr>
-      <w:r>
-        <w:t xml:space="preserve">7.1 Quadro Kanban (GitHub Projects)</w:t>
-      </w:r>
-    </w:p>
-    <w:p>
-      <w:pPr>
-        <w:spacing w:after="150"/>
-      </w:pPr>
-      <w:r>
-        <w:rPr>
-          <w:i/>
-          <w:iCs/>
-          <w:color w:val="888888"/>
-        </w:rPr>
-        <w:t xml:space="preserve">[Inserir aqui o print do quadro Kanban em Projects, mostrando as colunas 'A Fazer', 'Em Progresso' e 'Concluído' com os cards das tarefas, incluindo o card da mudança de escopo.]</w:t>
-      </w:r>
-    </w:p>
-    <w:p>
-      <w:pPr>
-        <w:pStyle w:val="Heading2"/>
-        <w:spacing w:after="120" w:before="250"/>
-      </w:pPr>
-      <w:r>
-        <w:t xml:space="preserve">7.2 Histórico de Commits</w:t>
-      </w:r>
-    </w:p>
-    <w:p>
-      <w:pPr>
-        <w:spacing w:after="150"/>
-      </w:pPr>
-      <w:r>
-        <w:rPr>
-          <w:i/>
-          <w:iCs/>
-          <w:color w:val="888888"/>
-        </w:rPr>
-        <w:t xml:space="preserve">[Inserir aqui o print do histórico de commits (aba 'Commits' do repositório), destacando ao menos o commit da funcionalidade de priorização e o commit da mudança de escopo.]</w:t>
-      </w:r>
-    </w:p>
-    <w:p>
-      <w:pPr>
-        <w:pStyle w:val="Heading2"/>
-        <w:spacing w:after="120" w:before="250"/>
-      </w:pPr>
-      <w:r>
-        <w:t xml:space="preserve">7.3 Workflow de CI (GitHub Actions) em execução</w:t>
-      </w:r>
-    </w:p>
-    <w:p>
-      <w:pPr>
-        <w:spacing w:after="150"/>
-      </w:pPr>
-      <w:r>
-        <w:rPr>
-          <w:i/>
-          <w:iCs/>
-          <w:color w:val="888888"/>
-        </w:rPr>
-        <w:t xml:space="preserve">[Inserir aqui o print da aba 'Actions' do GitHub mostrando o workflow 'CI - Testes Automatizados' com status de sucesso (check verde) após um push.]</w:t>
-      </w:r>
-    </w:p>
-    <w:p>
-      <w:pPr>
-        <w:pStyle w:val="Heading1"/>
-        <w:spacing w:after="150" w:before="300"/>
-      </w:pPr>
-      <w:r>
+        <w:rPr>
+          <w:b/>
+          <w:bCs/>
+          <w:color w:val="000000"/>
+          <w:sz w:val="26"/>
+          <w:szCs w:val="26"/>
+        </w:rPr>
         <w:t xml:space="preserve">8. Considerações Finais</w:t>
       </w:r>
     </w:p>
@@ -708,7 +977,7 @@
         <w:spacing w:after="150"/>
       </w:pPr>
       <w:r>
-        <w:t xml:space="preserve">Este projeto permitiu aplicar, de forma integrada e prática, os principais pilares da Engenharia de Software: modelagem (diagramas UML), versionamento (Git/GitHub), gestão ágil (Kanban via GitHub Projects), controle de qualidade (testes automatizados) e gestão de mudanças (adaptação de escopo documentada e rastreável). A combinação dessas práticas é o que diferencia um projeto de software amador de um processo profissional, capaz de evoluir com segurança e transparência ao longo do tempo.</w:t>
+        <w:t xml:space="preserve">Este projeto permitiu aplicar, de forma integrada e prática, os principais pilares da Engenharia de Software: modelagem (diagramas UML), versionamento (Git/GitHub, com 11 commits e histórico rastreável), gestão ágil (Kanban expandido de 5 colunas), controle de qualidade (22 testes automatizados e pipeline de CI) e gestão de mudanças (adaptação de escopo documentada e rastreável). A combinação dessas práticas é o que diferencia um projeto de software amador de um processo profissional, capaz de evoluir com segurança e transparência ao longo do tempo.</w:t>
       </w:r>
     </w:p>
     <w:sectPr>
